--- a/zht/docx/04.content.docx
+++ b/zht/docx/04.content.docx
@@ -19,7 +19,7 @@
         <w:rPr>
           <w:lang w:val="zh_TW" w:bidi="zh_TW"/>
         </w:rPr>
-        <w:t>Resource: 研讀筆記 - 書籍簡介 (Tyndale)</w:t>
+        <w:t>Resource: Tyndale Open Study Notes</w:t>
       </w:r>
       <w:r>
         <w:rPr>
@@ -112,7 +112,7 @@
         <w:rPr>
           <w:lang w:val="zh_TW" w:bidi="zh_TW"/>
         </w:rPr>
-        <w:t>研讀筆記 - 書籍簡介 (Tyndale)</w:t>
+        <w:t>Tyndale Open Study Notes</w:t>
       </w:r>
     </w:p>
     <w:p>

--- a/zht/docx/04.content.docx
+++ b/zht/docx/04.content.docx
@@ -19,7 +19,7 @@
         <w:rPr>
           <w:lang w:val="zh_TW" w:bidi="zh_TW"/>
         </w:rPr>
-        <w:t>Resource: Tyndale Open Study Notes</w:t>
+        <w:t>Resource: Aquifer Open Study Notes (Book Intros)</w:t>
       </w:r>
       <w:r>
         <w:rPr>
@@ -112,7 +112,7 @@
         <w:rPr>
           <w:lang w:val="zh_TW" w:bidi="zh_TW"/>
         </w:rPr>
-        <w:t>Tyndale Open Study Notes</w:t>
+        <w:t>Aquifer Open Study Notes (Book Intros)</w:t>
       </w:r>
     </w:p>
     <w:p>

--- a/zht/docx/04.content.docx
+++ b/zht/docx/04.content.docx
@@ -297,54 +297,36 @@
         </w:rPr>
         <w:t>民數記的結構來自以色列人曠野旅程的三個階段：（1）以色列在西奈山預備啟程的十九天（</w:t>
       </w:r>
-      <w:hyperlink r:id="rId13">
-        <w:r>
-          <w:rPr>
-            <w:lang w:val="zh_TW" w:bidi="zh_TW"/>
-          </w:rPr>
-          <w:rPr>
-            <w:color w:val="0000EE"/>
-            <w:u w:val="single"/>
-          </w:rPr>
-          <w:t>1:1–10:10</w:t>
-        </w:r>
-      </w:hyperlink>
+      <w:r>
+        <w:rPr>
+          <w:lang w:val="zh_TW" w:bidi="zh_TW"/>
+        </w:rPr>
+        <w:t>1:1–10:10</w:t>
+      </w:r>
       <w:r>
         <w:rPr>
           <w:lang w:val="zh_TW" w:bidi="zh_TW"/>
         </w:rPr>
         <w:t>），（2）從西奈山到摩押平原的三十九年旅程（</w:t>
       </w:r>
-      <w:hyperlink r:id="rId14">
-        <w:r>
-          <w:rPr>
-            <w:lang w:val="zh_TW" w:bidi="zh_TW"/>
-          </w:rPr>
-          <w:rPr>
-            <w:color w:val="0000EE"/>
-            <w:u w:val="single"/>
-          </w:rPr>
-          <w:t>10:11–22:1</w:t>
-        </w:r>
-      </w:hyperlink>
+      <w:r>
+        <w:rPr>
+          <w:lang w:val="zh_TW" w:bidi="zh_TW"/>
+        </w:rPr>
+        <w:t>10:11–22:1</w:t>
+      </w:r>
       <w:r>
         <w:rPr>
           <w:lang w:val="zh_TW" w:bidi="zh_TW"/>
         </w:rPr>
         <w:t>），以及（3）以色列即將進入迦南地前，在摩押平原安營的最後幾個月（</w:t>
       </w:r>
-      <w:hyperlink r:id="rId15">
-        <w:r>
-          <w:rPr>
-            <w:lang w:val="zh_TW" w:bidi="zh_TW"/>
-          </w:rPr>
-          <w:rPr>
-            <w:color w:val="0000EE"/>
-            <w:u w:val="single"/>
-          </w:rPr>
-          <w:t>21:1–36:13</w:t>
-        </w:r>
-      </w:hyperlink>
+      <w:r>
+        <w:rPr>
+          <w:lang w:val="zh_TW" w:bidi="zh_TW"/>
+        </w:rPr>
+        <w:t>21:1–36:13</w:t>
+      </w:r>
       <w:r>
         <w:rPr>
           <w:lang w:val="zh_TW" w:bidi="zh_TW"/>
@@ -365,36 +347,24 @@
         </w:rPr>
         <w:t>兩次數點以色列適齡參軍男子的數目（</w:t>
       </w:r>
-      <w:hyperlink r:id="rId16">
-        <w:r>
-          <w:rPr>
-            <w:lang w:val="zh_TW" w:bidi="zh_TW"/>
-          </w:rPr>
-          <w:rPr>
-            <w:color w:val="0000EE"/>
-            <w:u w:val="single"/>
-          </w:rPr>
-          <w:t>1–4</w:t>
-        </w:r>
-      </w:hyperlink>
+      <w:r>
+        <w:rPr>
+          <w:lang w:val="zh_TW" w:bidi="zh_TW"/>
+        </w:rPr>
+        <w:t>1–4</w:t>
+      </w:r>
       <w:r>
         <w:rPr>
           <w:lang w:val="zh_TW" w:bidi="zh_TW"/>
         </w:rPr>
         <w:t>章，</w:t>
       </w:r>
-      <w:hyperlink r:id="rId17">
-        <w:r>
-          <w:rPr>
-            <w:lang w:val="zh_TW" w:bidi="zh_TW"/>
-          </w:rPr>
-          <w:rPr>
-            <w:color w:val="0000EE"/>
-            <w:u w:val="single"/>
-          </w:rPr>
-          <w:t>26</w:t>
-        </w:r>
-      </w:hyperlink>
+      <w:r>
+        <w:rPr>
+          <w:lang w:val="zh_TW" w:bidi="zh_TW"/>
+        </w:rPr>
+        <w:t>26</w:t>
+      </w:r>
       <w:r>
         <w:rPr>
           <w:lang w:val="zh_TW" w:bidi="zh_TW"/>
@@ -415,108 +385,60 @@
         </w:rPr>
         <w:t>從埃及離開的希伯來人在旅程中屢次悖逆神（</w:t>
       </w:r>
-      <w:hyperlink r:id="rId18">
-        <w:r>
-          <w:rPr>
-            <w:lang w:val="zh_TW" w:bidi="zh_TW"/>
-          </w:rPr>
-          <w:rPr>
-            <w:color w:val="0000EE"/>
-            <w:u w:val="single"/>
-          </w:rPr>
-          <w:t>11，</w:t>
-        </w:r>
-      </w:hyperlink>
-      <w:hyperlink r:id="rId19">
-        <w:r>
-          <w:rPr>
-            <w:lang w:val="zh_TW" w:bidi="zh_TW"/>
-          </w:rPr>
-          <w:rPr>
-            <w:color w:val="0000EE"/>
-            <w:u w:val="single"/>
-          </w:rPr>
-          <w:t>12，</w:t>
-        </w:r>
-      </w:hyperlink>
-      <w:hyperlink r:id="rId20">
-        <w:r>
-          <w:rPr>
-            <w:lang w:val="zh_TW" w:bidi="zh_TW"/>
-          </w:rPr>
-          <w:rPr>
-            <w:color w:val="0000EE"/>
-            <w:u w:val="single"/>
-          </w:rPr>
-          <w:t>14，</w:t>
-        </w:r>
-      </w:hyperlink>
-      <w:hyperlink r:id="rId21">
-        <w:r>
-          <w:rPr>
-            <w:lang w:val="zh_TW" w:bidi="zh_TW"/>
-          </w:rPr>
-          <w:rPr>
-            <w:color w:val="0000EE"/>
-            <w:u w:val="single"/>
-          </w:rPr>
-          <w:t>16–17，</w:t>
-        </w:r>
-      </w:hyperlink>
-      <w:hyperlink r:id="rId22">
-        <w:r>
-          <w:rPr>
-            <w:lang w:val="zh_TW" w:bidi="zh_TW"/>
-          </w:rPr>
-          <w:rPr>
-            <w:color w:val="0000EE"/>
-            <w:u w:val="single"/>
-          </w:rPr>
-          <w:t>20，</w:t>
-        </w:r>
-      </w:hyperlink>
-      <w:hyperlink r:id="rId23">
-        <w:r>
-          <w:rPr>
-            <w:lang w:val="zh_TW" w:bidi="zh_TW"/>
-          </w:rPr>
-          <w:rPr>
-            <w:color w:val="0000EE"/>
-            <w:u w:val="single"/>
-          </w:rPr>
-          <w:t>25</w:t>
-        </w:r>
-      </w:hyperlink>
+      <w:r>
+        <w:rPr>
+          <w:lang w:val="zh_TW" w:bidi="zh_TW"/>
+        </w:rPr>
+        <w:t>11，</w:t>
+      </w:r>
+      <w:r>
+        <w:rPr>
+          <w:lang w:val="zh_TW" w:bidi="zh_TW"/>
+        </w:rPr>
+        <w:t>12，</w:t>
+      </w:r>
+      <w:r>
+        <w:rPr>
+          <w:lang w:val="zh_TW" w:bidi="zh_TW"/>
+        </w:rPr>
+        <w:t>14，</w:t>
+      </w:r>
+      <w:r>
+        <w:rPr>
+          <w:lang w:val="zh_TW" w:bidi="zh_TW"/>
+        </w:rPr>
+        <w:t>16–17，</w:t>
+      </w:r>
+      <w:r>
+        <w:rPr>
+          <w:lang w:val="zh_TW" w:bidi="zh_TW"/>
+        </w:rPr>
+        <w:t>20，</w:t>
+      </w:r>
+      <w:r>
+        <w:rPr>
+          <w:lang w:val="zh_TW" w:bidi="zh_TW"/>
+        </w:rPr>
+        <w:t>25</w:t>
+      </w:r>
       <w:r>
         <w:rPr>
           <w:lang w:val="zh_TW" w:bidi="zh_TW"/>
         </w:rPr>
         <w:t>章）。他們全數死在曠野，唯有約書亞和迦勒因其信心的榜樣得以存留（</w:t>
       </w:r>
-      <w:hyperlink r:id="rId24">
-        <w:r>
-          <w:rPr>
-            <w:lang w:val="zh_TW" w:bidi="zh_TW"/>
-          </w:rPr>
-          <w:rPr>
-            <w:color w:val="0000EE"/>
-            <w:u w:val="single"/>
-          </w:rPr>
-          <w:t>13:30，</w:t>
-        </w:r>
-      </w:hyperlink>
-      <w:hyperlink r:id="rId25">
-        <w:r>
-          <w:rPr>
-            <w:lang w:val="zh_TW" w:bidi="zh_TW"/>
-          </w:rPr>
-          <w:rPr>
-            <w:color w:val="0000EE"/>
-            <w:u w:val="single"/>
-          </w:rPr>
-          <w:t>14:6–9</w:t>
-        </w:r>
-      </w:hyperlink>
+      <w:r>
+        <w:rPr>
+          <w:lang w:val="zh_TW" w:bidi="zh_TW"/>
+        </w:rPr>
+        <w:t>13:30，</w:t>
+      </w:r>
+      <w:r>
+        <w:rPr>
+          <w:lang w:val="zh_TW" w:bidi="zh_TW"/>
+        </w:rPr>
+        <w:t>14:6–9</w:t>
+      </w:r>
       <w:r>
         <w:rPr>
           <w:lang w:val="zh_TW" w:bidi="zh_TW"/>
@@ -537,114 +459,72 @@
         </w:rPr>
         <w:t>進入迦南之前，以色列的軍隊曾多次經受考驗（</w:t>
       </w:r>
-      <w:hyperlink r:id="rId20">
-        <w:r>
-          <w:rPr>
-            <w:lang w:val="zh_TW" w:bidi="zh_TW"/>
-          </w:rPr>
-          <w:rPr>
-            <w:color w:val="0000EE"/>
-            <w:u w:val="single"/>
-          </w:rPr>
-          <w:t>14，</w:t>
-        </w:r>
-      </w:hyperlink>
-      <w:hyperlink r:id="rId26">
-        <w:r>
-          <w:rPr>
-            <w:lang w:val="zh_TW" w:bidi="zh_TW"/>
-          </w:rPr>
-          <w:rPr>
-            <w:color w:val="0000EE"/>
-            <w:u w:val="single"/>
-          </w:rPr>
-          <w:t>21，</w:t>
-        </w:r>
-      </w:hyperlink>
-      <w:hyperlink r:id="rId27">
-        <w:r>
-          <w:rPr>
-            <w:lang w:val="zh_TW" w:bidi="zh_TW"/>
-          </w:rPr>
-          <w:rPr>
-            <w:color w:val="0000EE"/>
-            <w:u w:val="single"/>
-          </w:rPr>
-          <w:t>31</w:t>
-        </w:r>
-      </w:hyperlink>
+      <w:r>
+        <w:rPr>
+          <w:lang w:val="zh_TW" w:bidi="zh_TW"/>
+        </w:rPr>
+        <w:t>14，</w:t>
+      </w:r>
+      <w:r>
+        <w:rPr>
+          <w:lang w:val="zh_TW" w:bidi="zh_TW"/>
+        </w:rPr>
+        <w:t>21，</w:t>
+      </w:r>
+      <w:r>
+        <w:rPr>
+          <w:lang w:val="zh_TW" w:bidi="zh_TW"/>
+        </w:rPr>
+        <w:t>31</w:t>
+      </w:r>
       <w:r>
         <w:rPr>
           <w:lang w:val="zh_TW" w:bidi="zh_TW"/>
         </w:rPr>
         <w:t>章），民數記也記載了巴蘭的故事（</w:t>
       </w:r>
-      <w:hyperlink r:id="rId28">
-        <w:r>
-          <w:rPr>
-            <w:lang w:val="zh_TW" w:bidi="zh_TW"/>
-          </w:rPr>
-          <w:rPr>
-            <w:color w:val="0000EE"/>
-            <w:u w:val="single"/>
-          </w:rPr>
-          <w:t>22–24</w:t>
-        </w:r>
-      </w:hyperlink>
+      <w:r>
+        <w:rPr>
+          <w:lang w:val="zh_TW" w:bidi="zh_TW"/>
+        </w:rPr>
+        <w:t>22–24</w:t>
+      </w:r>
       <w:r>
         <w:rPr>
           <w:lang w:val="zh_TW" w:bidi="zh_TW"/>
         </w:rPr>
         <w:t>章）。此外還包括外約旦（約旦河東）地區定居的安排（</w:t>
       </w:r>
-      <w:hyperlink r:id="rId29">
-        <w:r>
-          <w:rPr>
-            <w:lang w:val="zh_TW" w:bidi="zh_TW"/>
-          </w:rPr>
-          <w:rPr>
-            <w:color w:val="0000EE"/>
-            <w:u w:val="single"/>
-          </w:rPr>
-          <w:t>32</w:t>
-        </w:r>
-      </w:hyperlink>
+      <w:r>
+        <w:rPr>
+          <w:lang w:val="zh_TW" w:bidi="zh_TW"/>
+        </w:rPr>
+        <w:t>32</w:t>
+      </w:r>
       <w:r>
         <w:rPr>
           <w:lang w:val="zh_TW" w:bidi="zh_TW"/>
         </w:rPr>
         <w:t>章），回顧曠野的旅程（</w:t>
       </w:r>
-      <w:hyperlink r:id="rId30">
-        <w:r>
-          <w:rPr>
-            <w:lang w:val="zh_TW" w:bidi="zh_TW"/>
-          </w:rPr>
-          <w:rPr>
-            <w:color w:val="0000EE"/>
-            <w:u w:val="single"/>
-          </w:rPr>
-          <w:t>33</w:t>
-        </w:r>
-      </w:hyperlink>
+      <w:r>
+        <w:rPr>
+          <w:lang w:val="zh_TW" w:bidi="zh_TW"/>
+        </w:rPr>
+        <w:t>33</w:t>
+      </w:r>
       <w:r>
         <w:rPr>
           <w:lang w:val="zh_TW" w:bidi="zh_TW"/>
         </w:rPr>
         <w:t>章），最後摩西預見以色列人將佔據迦南地（</w:t>
       </w:r>
-      <w:hyperlink r:id="rId31">
-        <w:r>
-          <w:rPr>
-            <w:lang w:val="zh_TW" w:bidi="zh_TW"/>
-          </w:rPr>
-          <w:rPr>
-            <w:color w:val="0000EE"/>
-            <w:u w:val="single"/>
-          </w:rPr>
-          <w:t>34–36</w:t>
-        </w:r>
-      </w:hyperlink>
+      <w:r>
+        <w:rPr>
+          <w:lang w:val="zh_TW" w:bidi="zh_TW"/>
+        </w:rPr>
+        <w:t>34–36</w:t>
+      </w:r>
       <w:r>
         <w:rPr>
           <w:lang w:val="zh_TW" w:bidi="zh_TW"/>
@@ -690,36 +570,24 @@
         </w:rPr>
         <w:t>與摩西五經的其它書卷一樣，傳統上認為摩西是民數記的作者。現代學術興起之前，猶太學者和基督教學者普遍認為作者是摩西；舊約、新約以及諸多古代猶太文獻也持相同的看法。整部摩西五經中多次提到摩西書寫記錄的角色（例如，</w:t>
       </w:r>
-      <w:hyperlink r:id="rId32">
-        <w:r>
-          <w:rPr>
-            <w:lang w:val="zh_TW" w:bidi="zh_TW"/>
-          </w:rPr>
-          <w:rPr>
-            <w:color w:val="0000EE"/>
-            <w:u w:val="single"/>
-          </w:rPr>
-          <w:t>民33:1–2</w:t>
-        </w:r>
-      </w:hyperlink>
+      <w:r>
+        <w:rPr>
+          <w:lang w:val="zh_TW" w:bidi="zh_TW"/>
+        </w:rPr>
+        <w:t>民33:1–2</w:t>
+      </w:r>
       <w:r>
         <w:rPr>
           <w:lang w:val="zh_TW" w:bidi="zh_TW"/>
         </w:rPr>
         <w:t>）。除了諸如摩西去世的記載（</w:t>
       </w:r>
-      <w:hyperlink r:id="rId33">
-        <w:r>
-          <w:rPr>
-            <w:lang w:val="zh_TW" w:bidi="zh_TW"/>
-          </w:rPr>
-          <w:rPr>
-            <w:color w:val="0000EE"/>
-            <w:u w:val="single"/>
-          </w:rPr>
-          <w:t>申34章</w:t>
-        </w:r>
-      </w:hyperlink>
+      <w:r>
+        <w:rPr>
+          <w:lang w:val="zh_TW" w:bidi="zh_TW"/>
+        </w:rPr>
+        <w:t>申34章</w:t>
+      </w:r>
       <w:r>
         <w:rPr>
           <w:lang w:val="zh_TW" w:bidi="zh_TW"/>
@@ -781,7 +649,13 @@
         <w:rPr>
           <w:lang w:val="zh_TW" w:bidi="zh_TW"/>
         </w:rPr>
-        <w:t>出埃及記簡介，</w:t>
+        <w:t>出埃及記簡介</w:t>
+      </w:r>
+      <w:r>
+        <w:rPr>
+          <w:lang w:val="zh_TW" w:bidi="zh_TW"/>
+        </w:rPr>
+        <w:t>，</w:t>
       </w:r>
       <w:r>
         <w:rPr>
@@ -828,30 +702,18 @@
         </w:rPr>
         <w:t>書卷名稱。「民數記」這個名稱來自此書卷對統計數據的重視（見</w:t>
       </w:r>
-      <w:hyperlink r:id="rId16">
-        <w:r>
-          <w:rPr>
-            <w:lang w:val="zh_TW" w:bidi="zh_TW"/>
-          </w:rPr>
-          <w:rPr>
-            <w:color w:val="0000EE"/>
-            <w:u w:val="single"/>
-          </w:rPr>
-          <w:t>1–4，</w:t>
-        </w:r>
-      </w:hyperlink>
-      <w:hyperlink r:id="rId17">
-        <w:r>
-          <w:rPr>
-            <w:lang w:val="zh_TW" w:bidi="zh_TW"/>
-          </w:rPr>
-          <w:rPr>
-            <w:color w:val="0000EE"/>
-            <w:u w:val="single"/>
-          </w:rPr>
-          <w:t>26</w:t>
-        </w:r>
-      </w:hyperlink>
+      <w:r>
+        <w:rPr>
+          <w:lang w:val="zh_TW" w:bidi="zh_TW"/>
+        </w:rPr>
+        <w:t>1–4，</w:t>
+      </w:r>
+      <w:r>
+        <w:rPr>
+          <w:lang w:val="zh_TW" w:bidi="zh_TW"/>
+        </w:rPr>
+        <w:t>26</w:t>
+      </w:r>
       <w:r>
         <w:rPr>
           <w:lang w:val="zh_TW" w:bidi="zh_TW"/>
@@ -884,18 +746,12 @@
         </w:rPr>
         <w:t>翻譯而來，這些名稱則來自舊約拉丁文武加大譯本和希臘文七十士譯本。書卷中的人口調查記錄顯示了數字的精確性：離開埃及的以色列人並非最終渡過約旦河進入迦南的那批人。在希伯來聖經中，這卷書被稱為bemidbar（「在曠野中」），即</w:t>
       </w:r>
-      <w:hyperlink r:id="rId34">
-        <w:r>
-          <w:rPr>
-            <w:lang w:val="zh_TW" w:bidi="zh_TW"/>
-          </w:rPr>
-          <w:rPr>
-            <w:color w:val="0000EE"/>
-            <w:u w:val="single"/>
-          </w:rPr>
-          <w:t>民數記一章1節</w:t>
-        </w:r>
-      </w:hyperlink>
+      <w:r>
+        <w:rPr>
+          <w:lang w:val="zh_TW" w:bidi="zh_TW"/>
+        </w:rPr>
+        <w:t>民數記一章1節</w:t>
+      </w:r>
       <w:r>
         <w:rPr>
           <w:lang w:val="zh_TW" w:bidi="zh_TW"/>
@@ -916,156 +772,102 @@
         </w:rPr>
         <w:t>文學類型。民數記包含多種常見的文學體裁，例如敘事（例如，</w:t>
       </w:r>
-      <w:hyperlink r:id="rId35">
-        <w:r>
-          <w:rPr>
-            <w:lang w:val="zh_TW" w:bidi="zh_TW"/>
-          </w:rPr>
-          <w:rPr>
-            <w:color w:val="0000EE"/>
-            <w:u w:val="single"/>
-          </w:rPr>
-          <w:t>10:11–14:45</w:t>
-        </w:r>
-      </w:hyperlink>
+      <w:r>
+        <w:rPr>
+          <w:lang w:val="zh_TW" w:bidi="zh_TW"/>
+        </w:rPr>
+        <w:t>10:11–14:45</w:t>
+      </w:r>
       <w:r>
         <w:rPr>
           <w:lang w:val="zh_TW" w:bidi="zh_TW"/>
         </w:rPr>
         <w:t>）、詩歌（例如，</w:t>
       </w:r>
-      <w:hyperlink r:id="rId36">
-        <w:r>
-          <w:rPr>
-            <w:lang w:val="zh_TW" w:bidi="zh_TW"/>
-          </w:rPr>
-          <w:rPr>
-            <w:color w:val="0000EE"/>
-            <w:u w:val="single"/>
-          </w:rPr>
-          <w:t>23–24</w:t>
-        </w:r>
-      </w:hyperlink>
+      <w:r>
+        <w:rPr>
+          <w:lang w:val="zh_TW" w:bidi="zh_TW"/>
+        </w:rPr>
+        <w:t>23–24</w:t>
+      </w:r>
       <w:r>
         <w:rPr>
           <w:lang w:val="zh_TW" w:bidi="zh_TW"/>
         </w:rPr>
         <w:t>章）和律法（例如，</w:t>
       </w:r>
-      <w:hyperlink r:id="rId37">
-        <w:r>
-          <w:rPr>
-            <w:lang w:val="zh_TW" w:bidi="zh_TW"/>
-          </w:rPr>
-          <w:rPr>
-            <w:color w:val="0000EE"/>
-            <w:u w:val="single"/>
-          </w:rPr>
-          <w:t>4–6</w:t>
-        </w:r>
-      </w:hyperlink>
+      <w:r>
+        <w:rPr>
+          <w:lang w:val="zh_TW" w:bidi="zh_TW"/>
+        </w:rPr>
+        <w:t>4–6</w:t>
+      </w:r>
       <w:r>
         <w:rPr>
           <w:lang w:val="zh_TW" w:bidi="zh_TW"/>
         </w:rPr>
         <w:t>章）。此外，書中還包含詳細的事件與數據清單，例如人口調查記錄（例如，</w:t>
       </w:r>
-      <w:hyperlink r:id="rId16">
-        <w:r>
-          <w:rPr>
-            <w:lang w:val="zh_TW" w:bidi="zh_TW"/>
-          </w:rPr>
-          <w:rPr>
-            <w:color w:val="0000EE"/>
-            <w:u w:val="single"/>
-          </w:rPr>
-          <w:t>1–4</w:t>
-        </w:r>
-      </w:hyperlink>
+      <w:r>
+        <w:rPr>
+          <w:lang w:val="zh_TW" w:bidi="zh_TW"/>
+        </w:rPr>
+        <w:t>1–4</w:t>
+      </w:r>
       <w:r>
         <w:rPr>
           <w:lang w:val="zh_TW" w:bidi="zh_TW"/>
         </w:rPr>
         <w:t>章）、供物（例如，</w:t>
       </w:r>
-      <w:hyperlink r:id="rId38">
-        <w:r>
-          <w:rPr>
-            <w:lang w:val="zh_TW" w:bidi="zh_TW"/>
-          </w:rPr>
-          <w:rPr>
-            <w:color w:val="0000EE"/>
-            <w:u w:val="single"/>
-          </w:rPr>
-          <w:t>7</w:t>
-        </w:r>
-      </w:hyperlink>
+      <w:r>
+        <w:rPr>
+          <w:lang w:val="zh_TW" w:bidi="zh_TW"/>
+        </w:rPr>
+        <w:t>7</w:t>
+      </w:r>
       <w:r>
         <w:rPr>
           <w:lang w:val="zh_TW" w:bidi="zh_TW"/>
         </w:rPr>
         <w:t>章）和行走路線（例如，</w:t>
       </w:r>
-      <w:hyperlink r:id="rId30">
-        <w:r>
-          <w:rPr>
-            <w:lang w:val="zh_TW" w:bidi="zh_TW"/>
-          </w:rPr>
-          <w:rPr>
-            <w:color w:val="0000EE"/>
-            <w:u w:val="single"/>
-          </w:rPr>
-          <w:t>33</w:t>
-        </w:r>
-      </w:hyperlink>
+      <w:r>
+        <w:rPr>
+          <w:lang w:val="zh_TW" w:bidi="zh_TW"/>
+        </w:rPr>
+        <w:t>33</w:t>
+      </w:r>
       <w:r>
         <w:rPr>
           <w:lang w:val="zh_TW" w:bidi="zh_TW"/>
         </w:rPr>
         <w:t>章）。另有英文譯本將各種散文式的清單整理成簡明的表格（</w:t>
       </w:r>
-      <w:hyperlink r:id="rId39">
-        <w:r>
-          <w:rPr>
-            <w:lang w:val="zh_TW" w:bidi="zh_TW"/>
-          </w:rPr>
-          <w:rPr>
-            <w:color w:val="0000EE"/>
-            <w:u w:val="single"/>
-          </w:rPr>
-          <w:t>1–2</w:t>
-        </w:r>
-      </w:hyperlink>
+      <w:r>
+        <w:rPr>
+          <w:lang w:val="zh_TW" w:bidi="zh_TW"/>
+        </w:rPr>
+        <w:t>1–2</w:t>
+      </w:r>
       <w:r>
         <w:rPr>
           <w:lang w:val="zh_TW" w:bidi="zh_TW"/>
         </w:rPr>
         <w:t>，</w:t>
       </w:r>
-      <w:hyperlink r:id="rId40">
-        <w:r>
-          <w:rPr>
-            <w:lang w:val="zh_TW" w:bidi="zh_TW"/>
-          </w:rPr>
-          <w:rPr>
-            <w:color w:val="0000EE"/>
-            <w:u w:val="single"/>
-          </w:rPr>
-          <w:t>13，</w:t>
-        </w:r>
-      </w:hyperlink>
-      <w:hyperlink r:id="rId41">
-        <w:r>
-          <w:rPr>
-            <w:lang w:val="zh_TW" w:bidi="zh_TW"/>
-          </w:rPr>
-          <w:rPr>
-            <w:color w:val="0000EE"/>
-            <w:u w:val="single"/>
-          </w:rPr>
-          <w:t>34</w:t>
-        </w:r>
-      </w:hyperlink>
+      <w:r>
+        <w:rPr>
+          <w:lang w:val="zh_TW" w:bidi="zh_TW"/>
+        </w:rPr>
+        <w:t>13，</w:t>
+      </w:r>
+      <w:r>
+        <w:rPr>
+          <w:lang w:val="zh_TW" w:bidi="zh_TW"/>
+        </w:rPr>
+        <w:t>34</w:t>
+      </w:r>
       <w:r>
         <w:rPr>
           <w:lang w:val="zh_TW" w:bidi="zh_TW"/>
@@ -1112,108 +914,72 @@
         </w:rPr>
         <w:t>，</w:t>
       </w:r>
-      <w:hyperlink r:id="rId42">
-        <w:r>
-          <w:rPr>
-            <w:lang w:val="zh_TW" w:bidi="zh_TW"/>
-          </w:rPr>
-          <w:rPr>
-            <w:color w:val="0000EE"/>
-            <w:u w:val="single"/>
-          </w:rPr>
-          <w:t>21:14–15</w:t>
-        </w:r>
-      </w:hyperlink>
+      <w:r>
+        <w:rPr>
+          <w:lang w:val="zh_TW" w:bidi="zh_TW"/>
+        </w:rPr>
+        <w:t>21:14–15</w:t>
+      </w:r>
       <w:r>
         <w:rPr>
           <w:lang w:val="zh_TW" w:bidi="zh_TW"/>
         </w:rPr>
         <w:t>）、井之歌（</w:t>
       </w:r>
-      <w:hyperlink r:id="rId43">
-        <w:r>
-          <w:rPr>
-            <w:lang w:val="zh_TW" w:bidi="zh_TW"/>
-          </w:rPr>
-          <w:rPr>
-            <w:color w:val="0000EE"/>
-            <w:u w:val="single"/>
-          </w:rPr>
-          <w:t>21:17–18</w:t>
-        </w:r>
-      </w:hyperlink>
+      <w:r>
+        <w:rPr>
+          <w:lang w:val="zh_TW" w:bidi="zh_TW"/>
+        </w:rPr>
+        <w:t>21:17–18</w:t>
+      </w:r>
       <w:r>
         <w:rPr>
           <w:lang w:val="zh_TW" w:bidi="zh_TW"/>
         </w:rPr>
         <w:t>）和希實本之歌（</w:t>
       </w:r>
-      <w:hyperlink r:id="rId44">
-        <w:r>
-          <w:rPr>
-            <w:lang w:val="zh_TW" w:bidi="zh_TW"/>
-          </w:rPr>
-          <w:rPr>
-            <w:color w:val="0000EE"/>
-            <w:u w:val="single"/>
-          </w:rPr>
-          <w:t>21:27–30</w:t>
-        </w:r>
-      </w:hyperlink>
+      <w:r>
+        <w:rPr>
+          <w:lang w:val="zh_TW" w:bidi="zh_TW"/>
+        </w:rPr>
+        <w:t>21:27–30</w:t>
+      </w:r>
       <w:r>
         <w:rPr>
           <w:lang w:val="zh_TW" w:bidi="zh_TW"/>
         </w:rPr>
         <w:t>）。第</w:t>
       </w:r>
-      <w:hyperlink r:id="rId36">
-        <w:r>
-          <w:rPr>
-            <w:lang w:val="zh_TW" w:bidi="zh_TW"/>
-          </w:rPr>
-          <w:rPr>
-            <w:color w:val="0000EE"/>
-            <w:u w:val="single"/>
-          </w:rPr>
-          <w:t>二十三至二十四章</w:t>
-        </w:r>
-      </w:hyperlink>
+      <w:r>
+        <w:rPr>
+          <w:lang w:val="zh_TW" w:bidi="zh_TW"/>
+        </w:rPr>
+        <w:t>二十三至二十四章</w:t>
+      </w:r>
       <w:r>
         <w:rPr>
           <w:lang w:val="zh_TW" w:bidi="zh_TW"/>
         </w:rPr>
         <w:t>收錄了非以色列先知巴蘭的多首詩歌；</w:t>
       </w:r>
-      <w:hyperlink r:id="rId45">
-        <w:r>
-          <w:rPr>
-            <w:lang w:val="zh_TW" w:bidi="zh_TW"/>
-          </w:rPr>
-          <w:rPr>
-            <w:color w:val="0000EE"/>
-            <w:u w:val="single"/>
-          </w:rPr>
-          <w:t>三十一章32至47節</w:t>
-        </w:r>
-      </w:hyperlink>
+      <w:r>
+        <w:rPr>
+          <w:lang w:val="zh_TW" w:bidi="zh_TW"/>
+        </w:rPr>
+        <w:t>三十一章32至47節</w:t>
+      </w:r>
       <w:r>
         <w:rPr>
           <w:lang w:val="zh_TW" w:bidi="zh_TW"/>
         </w:rPr>
         <w:t>似乎是根據戰利品的真實記錄；第</w:t>
       </w:r>
-      <w:hyperlink r:id="rId30">
-        <w:r>
-          <w:rPr>
-            <w:lang w:val="zh_TW" w:bidi="zh_TW"/>
-          </w:rPr>
-          <w:rPr>
-            <w:color w:val="0000EE"/>
-            <w:u w:val="single"/>
-          </w:rPr>
-          <w:t>三十三章</w:t>
-        </w:r>
-      </w:hyperlink>
+      <w:r>
+        <w:rPr>
+          <w:lang w:val="zh_TW" w:bidi="zh_TW"/>
+        </w:rPr>
+        <w:t>三十三章</w:t>
+      </w:r>
       <w:r>
         <w:rPr>
           <w:lang w:val="zh_TW" w:bidi="zh_TW"/>
@@ -1234,18 +1000,12 @@
         </w:rPr>
         <w:t>文本。民數記的希伯來文本保存狀況極佳，只有</w:t>
       </w:r>
-      <w:hyperlink r:id="rId46">
-        <w:r>
-          <w:rPr>
-            <w:lang w:val="zh_TW" w:bidi="zh_TW"/>
-          </w:rPr>
-          <w:rPr>
-            <w:color w:val="0000EE"/>
-            <w:u w:val="single"/>
-          </w:rPr>
-          <w:t>二十一至二十四</w:t>
-        </w:r>
-      </w:hyperlink>
+      <w:r>
+        <w:rPr>
+          <w:lang w:val="zh_TW" w:bidi="zh_TW"/>
+        </w:rPr>
+        <w:t>二十一至二十四</w:t>
+      </w:r>
       <w:r>
         <w:rPr>
           <w:lang w:val="zh_TW" w:bidi="zh_TW"/>
@@ -1317,36 +1077,24 @@
           <w:lang w:val="zh_TW" w:bidi="zh_TW"/>
         </w:rPr>
       </w:r>
-      <w:hyperlink r:id="rId47">
-        <w:r>
-          <w:rPr>
-            <w:lang w:val="zh_TW" w:bidi="zh_TW"/>
-          </w:rPr>
-          <w:rPr>
-            <w:color w:val="0000EE"/>
-            <w:u w:val="single"/>
-          </w:rPr>
-          <w:t>哥林多前書十章1至11節</w:t>
-        </w:r>
-      </w:hyperlink>
+      <w:r>
+        <w:rPr>
+          <w:lang w:val="zh_TW" w:bidi="zh_TW"/>
+        </w:rPr>
+        <w:t>哥林多前書十章1至11節</w:t>
+      </w:r>
       <w:r>
         <w:rPr>
           <w:lang w:val="zh_TW" w:bidi="zh_TW"/>
         </w:rPr>
         <w:t>中，使徒保羅警告讀者不要拜偶像、行姦淫和發怨言，免得像曠野中的以色列人那樣滅亡。神不喜悅這樣的行為，基督的跟隨者不可試探神（</w:t>
       </w:r>
-      <w:hyperlink r:id="rId48">
-        <w:r>
-          <w:rPr>
-            <w:lang w:val="zh_TW" w:bidi="zh_TW"/>
-          </w:rPr>
-          <w:rPr>
-            <w:color w:val="0000EE"/>
-            <w:u w:val="single"/>
-          </w:rPr>
-          <w:t>林前10:9</w:t>
-        </w:r>
-      </w:hyperlink>
+      <w:r>
+        <w:rPr>
+          <w:lang w:val="zh_TW" w:bidi="zh_TW"/>
+        </w:rPr>
+        <w:t>林前10:9</w:t>
+      </w:r>
       <w:r>
         <w:rPr>
           <w:lang w:val="zh_TW" w:bidi="zh_TW"/>
@@ -1371,36 +1119,24 @@
         </w:rPr>
         <w:t>希伯來書的作者指出，以色列人多次表現出心硬和悖逆的態度，而神對這種偏行己路的態度回以迅速且明確的忿怒（</w:t>
       </w:r>
-      <w:hyperlink r:id="rId49">
-        <w:r>
-          <w:rPr>
-            <w:lang w:val="zh_TW" w:bidi="zh_TW"/>
-          </w:rPr>
-          <w:rPr>
-            <w:color w:val="0000EE"/>
-            <w:u w:val="single"/>
-          </w:rPr>
-          <w:t>來3:7–4:11</w:t>
-        </w:r>
-      </w:hyperlink>
+      <w:r>
+        <w:rPr>
+          <w:lang w:val="zh_TW" w:bidi="zh_TW"/>
+        </w:rPr>
+        <w:t>來3:7–4:11</w:t>
+      </w:r>
       <w:r>
         <w:rPr>
           <w:lang w:val="zh_TW" w:bidi="zh_TW"/>
         </w:rPr>
         <w:t>）。這些經文大量引用</w:t>
       </w:r>
-      <w:hyperlink r:id="rId50">
-        <w:r>
-          <w:rPr>
-            <w:lang w:val="zh_TW" w:bidi="zh_TW"/>
-          </w:rPr>
-          <w:rPr>
-            <w:color w:val="0000EE"/>
-            <w:u w:val="single"/>
-          </w:rPr>
-          <w:t>詩篇九十五篇</w:t>
-        </w:r>
-      </w:hyperlink>
+      <w:r>
+        <w:rPr>
+          <w:lang w:val="zh_TW" w:bidi="zh_TW"/>
+        </w:rPr>
+        <w:t>詩篇九十五篇</w:t>
+      </w:r>
       <w:r>
         <w:rPr>
           <w:lang w:val="zh_TW" w:bidi="zh_TW"/>
@@ -1419,18 +1155,12 @@
           <w:lang w:val="zh_TW" w:bidi="zh_TW"/>
         </w:rPr>
       </w:r>
-      <w:hyperlink r:id="rId51">
-        <w:r>
-          <w:rPr>
-            <w:lang w:val="zh_TW" w:bidi="zh_TW"/>
-          </w:rPr>
-          <w:rPr>
-            <w:color w:val="0000EE"/>
-            <w:u w:val="single"/>
-          </w:rPr>
-          <w:t>猶大書五節</w:t>
-        </w:r>
-      </w:hyperlink>
+      <w:r>
+        <w:rPr>
+          <w:lang w:val="zh_TW" w:bidi="zh_TW"/>
+        </w:rPr>
+        <w:t>猶大書五節</w:t>
+      </w:r>
       <w:r>
         <w:rPr>
           <w:lang w:val="zh_TW" w:bidi="zh_TW"/>
